--- a/data/dummy/r08youshiki1_5.docx
+++ b/data/dummy/r08youshiki1_5.docx
@@ -1027,6 +1027,41 @@
       </w:tr>
     </w:tbl>
     <w:p/>
+    <w:p>
+      <w:r>
+        <w:t>（様式１－２）</w:t>
+      </w:r>
+    </w:p>
+    <w:p>
+      <w:r>
+        <w:t>１．研究目的</w:t>
+      </w:r>
+    </w:p>
+    <w:p>
+      <w:r>
+        <w:t>ここに記載してください</w:t>
+      </w:r>
+    </w:p>
+    <w:p>
+      <w:r>
+        <w:t>（様式１－３）</w:t>
+      </w:r>
+    </w:p>
+    <w:p>
+      <w:r>
+        <w:t>（１）研究概要</w:t>
+      </w:r>
+    </w:p>
+    <w:p>
+      <w:r>
+        <w:t>ここに記載してください</w:t>
+      </w:r>
+    </w:p>
+    <w:p>
+      <w:r>
+        <w:t>（様式２－１）</w:t>
+      </w:r>
+    </w:p>
     <w:tbl>
       <w:tblPr>
         <w:tblW w:type="auto" w:w="0"/>
